--- a/backend/word/laminacja rzęs.docx
+++ b/backend/word/laminacja rzęs.docx
@@ -110,7 +110,10 @@
     <w:p>
       <w:r>
         <w:lastRenderedPageBreak/>
-        <w:t>Zabieg laminacji rzęs rekomendowany jest w przypadku:</w:t>
+        <w:t>Wskazania do zabiegu</w:t>
+      </w:r>
+      <w:r>
+        <w:t>:</w:t>
       </w:r>
     </w:p>
     <w:p>
@@ -141,6 +144,36 @@
     <w:p/>
     <w:p>
       <w:r>
+        <w:t>Bezwzględne przeciwwskazania do zabiegu:</w:t>
+      </w:r>
+    </w:p>
+    <w:p>
+      <w:r>
+        <w:t>* Alergia lub nadwrażliwość na preparaty używane do laminacji lub hennę.</w:t>
+      </w:r>
+    </w:p>
+    <w:p>
+      <w:r>
+        <w:t>* Infekcje oczu (np. zapalenie spojówek, jęczmień, gradówka).</w:t>
+      </w:r>
+    </w:p>
+    <w:p>
+      <w:r>
+        <w:t>* Podrażnienia, rany lub stany zapalne w obrębie powiek i okolic oczu.</w:t>
+      </w:r>
+    </w:p>
+    <w:p>
+      <w:r>
+        <w:t>* Choroby oczu lub wrażliwość wymagająca konsultacji okulistycznej.</w:t>
+      </w:r>
+    </w:p>
+    <w:p>
+      <w:r>
+        <w:t>* W okresie ciąży lub karmienia piersią efekt zabiegu może być delikatniejszy.</w:t>
+      </w:r>
+    </w:p>
+    <w:p>
+      <w:r>
         <w:t>Wskazówki po zabiegu</w:t>
       </w:r>
     </w:p>
@@ -167,43 +200,6 @@
     <w:p>
       <w:r>
         <w:t>* Regularne stosowanie odżywek może przedłużyć trwałość efektu.</w:t>
-      </w:r>
-    </w:p>
-    <w:p/>
-    <w:p>
-      <w:r>
-        <w:t xml:space="preserve">Bezwzględne przeciwwskazania </w:t>
-      </w:r>
-      <w:r>
-        <w:t>do zabiegu:</w:t>
-      </w:r>
-    </w:p>
-    <w:p>
-      <w:r>
-        <w:t>* Alergia lub nadwrażliwość na preparaty używane do laminacji lub hennę.</w:t>
-      </w:r>
-    </w:p>
-    <w:p>
-      <w:r>
-        <w:t>* Infekcje oczu (np. zapalenie spojówek, jęczmień, gradówka).</w:t>
-      </w:r>
-    </w:p>
-    <w:p>
-      <w:r>
-        <w:t>* Podrażnienia, rany lub stany zapalne w obrębie powiek i okolic oczu.</w:t>
-      </w:r>
-    </w:p>
-    <w:p>
-      <w:r>
-        <w:t>* Choroby oczu lub wrażliwość wymagająca konsultacji okulistycznej.</w:t>
-      </w:r>
-    </w:p>
-    <w:p>
-      <w:r>
-        <w:t>* W okresie ciąży lub karmienia piersią efekt zabiegu może być delikatniejszy</w:t>
-      </w:r>
-      <w:r>
-        <w:t>.</w:t>
       </w:r>
     </w:p>
     <w:p/>

--- a/backend/word/laminacja rzęs.docx
+++ b/backend/word/laminacja rzęs.docx
@@ -4,7 +4,7 @@
   <w:body>
     <w:p>
       <w:r>
-        <w:t>LAMINACJA RZĘS</w:t>
+        <w:t>Laminacja rzęs</w:t>
       </w:r>
     </w:p>
     <w:p>
@@ -110,10 +110,7 @@
     <w:p>
       <w:r>
         <w:lastRenderedPageBreak/>
-        <w:t>Wskazania do zabiegu</w:t>
-      </w:r>
-      <w:r>
-        <w:t>:</w:t>
+        <w:t>Wskazania do zabiegu:</w:t>
       </w:r>
     </w:p>
     <w:p>

--- a/backend/word/laminacja rzęs.docx
+++ b/backend/word/laminacja rzęs.docx
@@ -115,27 +115,93 @@
     </w:p>
     <w:p>
       <w:r>
-        <w:t>* Rzęs prostych lub opadających, trudnych do podkręcenia tradycyjną zalotką.</w:t>
-      </w:r>
-    </w:p>
-    <w:p>
-      <w:r>
-        <w:t>* Rzęs cienkich, delikatnych lub rzadkich wymagających wzmocnienia.</w:t>
-      </w:r>
-    </w:p>
-    <w:p>
-      <w:r>
-        <w:t>* Chęci nadania rzęsom dłuższego i pełniejszego efektu bez użycia sztucznych rzęs.</w:t>
-      </w:r>
-    </w:p>
-    <w:p>
-      <w:r>
-        <w:t>* Potrzeby optycznego pogrubienia i uniesienia rzęs przy zachowaniu naturalnego wyglądu.</w:t>
-      </w:r>
-    </w:p>
-    <w:p>
-      <w:r>
-        <w:t>* Połączenia zabiegu z henną lub odżywką w celu pogłębienia koloru i kondycji włosków.</w:t>
+        <w:t>* Rzęs</w:t>
+      </w:r>
+      <w:r>
+        <w:t>y proste</w:t>
+      </w:r>
+      <w:r>
+        <w:t xml:space="preserve"> lub opadając</w:t>
+      </w:r>
+      <w:r>
+        <w:t>e</w:t>
+      </w:r>
+      <w:r>
+        <w:t>, trudn</w:t>
+      </w:r>
+      <w:r>
+        <w:t>e</w:t>
+      </w:r>
+      <w:r>
+        <w:t xml:space="preserve"> do podkręcenia tradycyjną zalotką.</w:t>
+      </w:r>
+    </w:p>
+    <w:p>
+      <w:r>
+        <w:t>* Rzęs</w:t>
+      </w:r>
+      <w:r>
+        <w:t>y</w:t>
+      </w:r>
+      <w:r>
+        <w:t xml:space="preserve"> cienki</w:t>
+      </w:r>
+      <w:r>
+        <w:t>e</w:t>
+      </w:r>
+      <w:r>
+        <w:t>, delikatn</w:t>
+      </w:r>
+      <w:r>
+        <w:t>e</w:t>
+      </w:r>
+      <w:r>
+        <w:t xml:space="preserve"> lub rzadki</w:t>
+      </w:r>
+      <w:r>
+        <w:t>e</w:t>
+      </w:r>
+      <w:r>
+        <w:t xml:space="preserve"> wymagając</w:t>
+      </w:r>
+      <w:r>
+        <w:t>e</w:t>
+      </w:r>
+      <w:r>
+        <w:t xml:space="preserve"> wzmocnienia.</w:t>
+      </w:r>
+    </w:p>
+    <w:p>
+      <w:r>
+        <w:t>* Chę</w:t>
+      </w:r>
+      <w:r>
+        <w:t>ć</w:t>
+      </w:r>
+      <w:r>
+        <w:t xml:space="preserve"> nadania rzęsom dłuższego i pełniejszego efektu bez użycia sztucznych rzęs.</w:t>
+      </w:r>
+    </w:p>
+    <w:p>
+      <w:r>
+        <w:t>* Potrzeb</w:t>
+      </w:r>
+      <w:r>
+        <w:t>a</w:t>
+      </w:r>
+      <w:r>
+        <w:t xml:space="preserve"> optycznego pogrubienia i uniesienia rzęs przy zachowaniu naturalnego wyglądu.</w:t>
+      </w:r>
+    </w:p>
+    <w:p>
+      <w:r>
+        <w:t>* Połączeni</w:t>
+      </w:r>
+      <w:r>
+        <w:t>e</w:t>
+      </w:r>
+      <w:r>
+        <w:t xml:space="preserve"> zabiegu z henną lub odżywką w celu pogłębienia koloru i kondycji włosków.</w:t>
       </w:r>
     </w:p>
     <w:p/>
@@ -183,6 +249,9 @@
       <w:r>
         <w:t>* Nie tuszować rzęs przez 24 godziny po zabiegu</w:t>
       </w:r>
+      <w:r>
+        <w:t>.</w:t>
+      </w:r>
     </w:p>
     <w:p>
       <w:r>
@@ -196,7 +265,13 @@
     </w:p>
     <w:p>
       <w:r>
-        <w:t>* Regularne stosowanie odżywek może przedłużyć trwałość efektu.</w:t>
+        <w:t xml:space="preserve">* Regularne stosowanie </w:t>
+      </w:r>
+      <w:r>
+        <w:t xml:space="preserve">rekomendowanych </w:t>
+      </w:r>
+      <w:r>
+        <w:t>odżywek może przedłużyć trwałość efektu.</w:t>
       </w:r>
     </w:p>
     <w:p/>
